--- a/docs/5组.docx
+++ b/docs/5组.docx
@@ -206,7 +206,7 @@
               <w:rPr>
                 <w:rFonts w:hint="eastAsia"/>
               </w:rPr>
-              <w:t xml:space="preserve">https://gitee.com/GIT_URL_PLACEHOLDER</w:t>
+              <w:t xml:space="preserve">https://github.com/Yuziyue-CMYK/white-noise</w:t>
             </w:r>
           </w:p>
         </w:tc>

--- a/docs/5组.docx
+++ b/docs/5组.docx
@@ -138,7 +138,7 @@
                 <w:sz w:val="24"/>
                 <w:szCs w:val="24"/>
               </w:rPr>
-              <w:t>静界 · 白噪声助手（微信小程序）</w:t>
+              <w:t>设计白噪声功能软件</w:t>
             </w:r>
           </w:p>
         </w:tc>
@@ -808,13 +808,13 @@
                 <w:sz w:val="24"/>
                 <w:szCs w:val="24"/>
               </w:rPr>
-              <w:t xml:space="preserve">1. 白噪声场景播放与混音</w:t>
+              <w:t xml:space="preserve">音频混合播放：</w:t>
             </w:r>
           </w:p>
           <w:p>
             <w:pPr>
               <w:spacing w:before="100" w:beforeAutospacing="1" w:after="100" w:afterAutospacing="1" w:line="240" w:lineRule="auto"/>
-              <w:ind w:left="1080"/>
+              <w:ind w:left="720"/>
               <w:rPr>
                 <w:rFonts w:ascii="宋体" w:hAnsi="宋体" w:cs="宋体"/>
                 <w:sz w:val="24"/>
@@ -827,13 +827,13 @@
                 <w:sz w:val="24"/>
                 <w:szCs w:val="24"/>
               </w:rPr>
-              <w:t xml:space="preserve">- 共 11 种环境声（8 种自然声 + 3 种 ASMR），全部由算法实时合成，不使用任何音频文件</w:t>
+              <w:t xml:space="preserve">支持同时播放多种环境音效（细雨、暴雨、海浪、微风、溪流、篝火、鸟鸣、虫鸣及指弹、键盘、翻书等 ASMR 声），全部由算法实时合成，不使用音频文件。</w:t>
             </w:r>
           </w:p>
           <w:p>
             <w:pPr>
               <w:spacing w:before="100" w:beforeAutospacing="1" w:after="100" w:afterAutospacing="1" w:line="240" w:lineRule="auto"/>
-              <w:ind w:left="1080"/>
+              <w:ind w:left="720"/>
               <w:rPr>
                 <w:rFonts w:ascii="宋体" w:hAnsi="宋体" w:cs="宋体"/>
                 <w:sz w:val="24"/>
@@ -846,7 +846,7 @@
                 <w:sz w:val="24"/>
                 <w:szCs w:val="24"/>
               </w:rPr>
-              <w:t xml:space="preserve">- 多种声音可同时播放，每个声音独立音量调节，自由组合专属氛围</w:t>
+              <w:t xml:space="preserve">每个音效可以独立控制播放/暂停、音量大小，自由组合混音。</w:t>
             </w:r>
           </w:p>
           <w:p>
@@ -867,13 +867,13 @@
                 <w:sz w:val="24"/>
                 <w:szCs w:val="24"/>
               </w:rPr>
-              <w:t xml:space="preserve">2. 播放控制</w:t>
+              <w:t xml:space="preserve">睡眠定时：</w:t>
             </w:r>
           </w:p>
           <w:p>
             <w:pPr>
               <w:spacing w:before="100" w:beforeAutospacing="1" w:after="100" w:afterAutospacing="1" w:line="240" w:lineRule="auto"/>
-              <w:ind w:left="1080"/>
+              <w:ind w:left="720"/>
               <w:rPr>
                 <w:rFonts w:ascii="宋体" w:hAnsi="宋体" w:cs="宋体"/>
                 <w:sz w:val="24"/>
@@ -886,26 +886,7 @@
                 <w:sz w:val="24"/>
                 <w:szCs w:val="24"/>
               </w:rPr>
-              <w:t xml:space="preserve">- 睡眠定时（15~90 分钟），最后 30 秒平滑淡出，不惊扰睡意</w:t>
-            </w:r>
-          </w:p>
-          <w:p>
-            <w:pPr>
-              <w:spacing w:before="100" w:beforeAutospacing="1" w:after="100" w:afterAutospacing="1" w:line="240" w:lineRule="auto"/>
-              <w:ind w:left="1080"/>
-              <w:rPr>
-                <w:rFonts w:ascii="宋体" w:hAnsi="宋体" w:cs="宋体"/>
-                <w:sz w:val="24"/>
-                <w:szCs w:val="24"/>
-              </w:rPr>
-            </w:pPr>
-            <w:r>
-              <w:rPr>
-                <w:rFonts w:ascii="宋体" w:hAnsi="宋体" w:cs="宋体" w:hint="eastAsia"/>
-                <w:sz w:val="24"/>
-                <w:szCs w:val="24"/>
-              </w:rPr>
-              <w:t xml:space="preserve">- 一键播放/暂停，自动记住并恢复上次的播放组合</w:t>
+              <w:t xml:space="preserve">支持 15~90 分钟定时停止，最后 30 秒平滑淡出，不惊扰睡意。</w:t>
             </w:r>
           </w:p>
           <w:p>
@@ -926,13 +907,13 @@
                 <w:sz w:val="24"/>
                 <w:szCs w:val="24"/>
               </w:rPr>
-              <w:t xml:space="preserve">3. 沉浸式动态界面</w:t>
+              <w:t xml:space="preserve">场景管理：</w:t>
             </w:r>
           </w:p>
           <w:p>
             <w:pPr>
               <w:spacing w:before="100" w:beforeAutospacing="1" w:after="100" w:afterAutospacing="1" w:line="240" w:lineRule="auto"/>
-              <w:ind w:left="1080"/>
+              <w:ind w:left="720"/>
               <w:rPr>
                 <w:rFonts w:ascii="宋体" w:hAnsi="宋体" w:cs="宋体"/>
                 <w:sz w:val="24"/>
@@ -945,26 +926,7 @@
                 <w:sz w:val="24"/>
                 <w:szCs w:val="24"/>
               </w:rPr>
-              <w:t xml:space="preserve">- 背景色随所播放的声音切换场景色调（0.8 秒渐变过渡），雨点、闪电、火星、萤火虫、波浪等 Canvas 粒子特效实时绘制</w:t>
-            </w:r>
-          </w:p>
-          <w:p>
-            <w:pPr>
-              <w:spacing w:before="100" w:beforeAutospacing="1" w:after="100" w:afterAutospacing="1" w:line="240" w:lineRule="auto"/>
-              <w:ind w:left="1080"/>
-              <w:rPr>
-                <w:rFonts w:ascii="宋体" w:hAnsi="宋体" w:cs="宋体"/>
-                <w:sz w:val="24"/>
-                <w:szCs w:val="24"/>
-              </w:rPr>
-            </w:pPr>
-            <w:r>
-              <w:rPr>
-                <w:rFonts w:ascii="宋体" w:hAnsi="宋体" w:cs="宋体" w:hint="eastAsia"/>
-                <w:sz w:val="24"/>
-                <w:szCs w:val="24"/>
-              </w:rPr>
-              <w:t xml:space="preserve">- 深浅双主题一键切换，全站即时生效，iOS 液态玻璃风格</w:t>
+              <w:t xml:space="preserve">提供 8 个推荐场景一键切换，支持保存、删除自定义声音组合。</w:t>
             </w:r>
           </w:p>
           <w:p>
@@ -985,13 +947,13 @@
                 <w:sz w:val="24"/>
                 <w:szCs w:val="24"/>
               </w:rPr>
-              <w:t xml:space="preserve">4. 场景管理</w:t>
+              <w:t xml:space="preserve">番茄计时器：</w:t>
             </w:r>
           </w:p>
           <w:p>
             <w:pPr>
               <w:spacing w:before="100" w:beforeAutospacing="1" w:after="100" w:afterAutospacing="1" w:line="240" w:lineRule="auto"/>
-              <w:ind w:left="1080"/>
+              <w:ind w:left="720"/>
               <w:rPr>
                 <w:rFonts w:ascii="宋体" w:hAnsi="宋体" w:cs="宋体"/>
                 <w:sz w:val="24"/>
@@ -1004,7 +966,7 @@
                 <w:sz w:val="24"/>
                 <w:szCs w:val="24"/>
               </w:rPr>
-              <w:t xml:space="preserve">- 8 个推荐场景一键切换；自定义场景保存 / 删除</w:t>
+              <w:t xml:space="preserve">支持 25/5、45/15、15/3 三种方案，专注与休息自动循环，钟声与振动提示，按日统计专注时长。</w:t>
             </w:r>
           </w:p>
           <w:p>
@@ -1025,13 +987,13 @@
                 <w:sz w:val="24"/>
                 <w:szCs w:val="24"/>
               </w:rPr>
-              <w:t xml:space="preserve">5. 专注小工具</w:t>
+              <w:t xml:space="preserve">呼吸训练与冥想：</w:t>
             </w:r>
           </w:p>
           <w:p>
             <w:pPr>
               <w:spacing w:before="100" w:beforeAutospacing="1" w:after="100" w:afterAutospacing="1" w:line="240" w:lineRule="auto"/>
-              <w:ind w:left="1080"/>
+              <w:ind w:left="720"/>
               <w:rPr>
                 <w:rFonts w:ascii="宋体" w:hAnsi="宋体" w:cs="宋体"/>
                 <w:sz w:val="24"/>
@@ -1044,13 +1006,13 @@
                 <w:sz w:val="24"/>
                 <w:szCs w:val="24"/>
               </w:rPr>
-              <w:t xml:space="preserve">- 番茄时钟：三种方案自动循环，钟声 + 振动提示，按日统计专注时长</w:t>
+              <w:t xml:space="preserve">4-7-8 助眠呼吸与箱式呼吸动画引导；正念冥想支持 3~20 分钟定时，合成颂钵钟声开场收尾。</w:t>
             </w:r>
           </w:p>
           <w:p>
             <w:pPr>
               <w:spacing w:before="100" w:beforeAutospacing="1" w:after="100" w:afterAutospacing="1" w:line="240" w:lineRule="auto"/>
-              <w:ind w:left="1080"/>
+              <w:ind w:left="720"/>
               <w:rPr>
                 <w:rFonts w:ascii="宋体" w:hAnsi="宋体" w:cs="宋体"/>
                 <w:sz w:val="24"/>
@@ -1060,16 +1022,18 @@
             <w:r>
               <w:rPr>
                 <w:rFonts w:ascii="宋体" w:hAnsi="宋体" w:cs="宋体" w:hint="eastAsia"/>
-                <w:sz w:val="24"/>
-                <w:szCs w:val="24"/>
-              </w:rPr>
-              <w:t xml:space="preserve">- 呼吸训练：4-7-8 助眠与箱式呼吸，动画圆圈引导呼吸节奏</w:t>
+                <w:b/>
+                <w:bCs/>
+                <w:sz w:val="24"/>
+                <w:szCs w:val="24"/>
+              </w:rPr>
+              <w:t xml:space="preserve">动态界面：</w:t>
             </w:r>
           </w:p>
           <w:p>
             <w:pPr>
               <w:spacing w:before="100" w:beforeAutospacing="1" w:after="100" w:afterAutospacing="1" w:line="240" w:lineRule="auto"/>
-              <w:ind w:left="1080"/>
+              <w:ind w:left="720"/>
               <w:rPr>
                 <w:rFonts w:ascii="宋体" w:hAnsi="宋体" w:cs="宋体"/>
                 <w:sz w:val="24"/>
@@ -1082,7 +1046,26 @@
                 <w:sz w:val="24"/>
                 <w:szCs w:val="24"/>
               </w:rPr>
-              <w:t xml:space="preserve">- 正念冥想：3~20 分钟预设，合成颂钵钟声开场收尾，引导语轮换</w:t>
+              <w:t xml:space="preserve">背景随所播放的声音切换场景色调；雨点、闪电、火星、萤火虫、波浪等粒子特效由 Canvas 实时绘制。</w:t>
+            </w:r>
+          </w:p>
+          <w:p>
+            <w:pPr>
+              <w:spacing w:before="100" w:beforeAutospacing="1" w:after="100" w:afterAutospacing="1" w:line="240" w:lineRule="auto"/>
+              <w:ind w:left="720"/>
+              <w:rPr>
+                <w:rFonts w:ascii="宋体" w:hAnsi="宋体" w:cs="宋体"/>
+                <w:sz w:val="24"/>
+                <w:szCs w:val="24"/>
+              </w:rPr>
+            </w:pPr>
+            <w:r>
+              <w:rPr>
+                <w:rFonts w:ascii="宋体" w:hAnsi="宋体" w:cs="宋体" w:hint="eastAsia"/>
+                <w:sz w:val="24"/>
+                <w:szCs w:val="24"/>
+              </w:rPr>
+              <w:t xml:space="preserve">支持深色/浅色双主题一键切换。</w:t>
             </w:r>
           </w:p>
         </w:tc>
@@ -1153,10 +1136,12 @@
             <w:r>
               <w:rPr>
                 <w:rFonts w:ascii="宋体" w:hAnsi="宋体" w:cs="宋体" w:hint="eastAsia"/>
-                <w:sz w:val="24"/>
-                <w:szCs w:val="24"/>
-              </w:rPr>
-              <w:t xml:space="preserve">前端框架：微信小程序原生框架（WXML / WXSS / JavaScript）</w:t>
+                <w:b/>
+                <w:bCs/>
+                <w:sz w:val="24"/>
+                <w:szCs w:val="24"/>
+              </w:rPr>
+              <w:t xml:space="preserve">前端框架：</w:t>
             </w:r>
           </w:p>
           <w:p>
@@ -1175,7 +1160,7 @@
                 <w:sz w:val="24"/>
                 <w:szCs w:val="24"/>
               </w:rPr>
-              <w:t xml:space="preserve">音频方案：Web Audio API 实时声音合成（噪声源 + 滤波器 + LFO 调制，wx.createWebAudioContext，基础库 ≥ 2.19.0）</w:t>
+              <w:t xml:space="preserve">使用微信小程序原生框架（WXML / WXSS / JavaScript）开发。</w:t>
             </w:r>
           </w:p>
           <w:p>
@@ -1191,10 +1176,12 @@
             <w:r>
               <w:rPr>
                 <w:rFonts w:ascii="宋体" w:hAnsi="宋体" w:cs="宋体" w:hint="eastAsia"/>
-                <w:sz w:val="24"/>
-                <w:szCs w:val="24"/>
-              </w:rPr>
-              <w:t xml:space="preserve">界面特效：Canvas 2D 粒子系统（雨点/闪电/火星/萤火虫/波浪）；CSS 变量深浅双主题；液态玻璃风格（backdrop-filter）</w:t>
+                <w:b/>
+                <w:bCs/>
+                <w:sz w:val="24"/>
+                <w:szCs w:val="24"/>
+              </w:rPr>
+              <w:t xml:space="preserve">音频处理：</w:t>
             </w:r>
           </w:p>
           <w:p>
@@ -1213,7 +1200,87 @@
                 <w:sz w:val="24"/>
                 <w:szCs w:val="24"/>
               </w:rPr>
-              <w:t xml:space="preserve">数据存储：wx.setStorageSync 本地存储（自定义场景、专注统计、主题偏好）</w:t>
+              <w:t xml:space="preserve">使用 Web Audio API 实时合成声音：白噪声、粉噪声、布朗噪声经滤波器整形，LFO 低频调制模拟自然起伏，鸟鸣、虫鸣、柴火爆裂等事件声由定时器随机触发。</w:t>
+            </w:r>
+          </w:p>
+          <w:p>
+            <w:pPr>
+              <w:spacing w:before="100" w:beforeAutospacing="1" w:after="100" w:afterAutospacing="1" w:line="240" w:lineRule="auto"/>
+              <w:ind w:left="720"/>
+              <w:rPr>
+                <w:rFonts w:ascii="宋体" w:hAnsi="宋体" w:cs="宋体"/>
+                <w:sz w:val="24"/>
+                <w:szCs w:val="24"/>
+              </w:rPr>
+            </w:pPr>
+            <w:r>
+              <w:rPr>
+                <w:rFonts w:ascii="宋体" w:hAnsi="宋体" w:cs="宋体" w:hint="eastAsia"/>
+                <w:b/>
+                <w:bCs/>
+                <w:sz w:val="24"/>
+                <w:szCs w:val="24"/>
+              </w:rPr>
+              <w:t xml:space="preserve">界面实现：</w:t>
+            </w:r>
+          </w:p>
+          <w:p>
+            <w:pPr>
+              <w:spacing w:before="100" w:beforeAutospacing="1" w:after="100" w:afterAutospacing="1" w:line="240" w:lineRule="auto"/>
+              <w:ind w:left="720"/>
+              <w:rPr>
+                <w:rFonts w:ascii="宋体" w:hAnsi="宋体" w:cs="宋体"/>
+                <w:sz w:val="24"/>
+                <w:szCs w:val="24"/>
+              </w:rPr>
+            </w:pPr>
+            <w:r>
+              <w:rPr>
+                <w:rFonts w:ascii="宋体" w:hAnsi="宋体" w:cs="宋体" w:hint="eastAsia"/>
+                <w:sz w:val="24"/>
+                <w:szCs w:val="24"/>
+              </w:rPr>
+              <w:t xml:space="preserve">Canvas 2D 粒子系统绘制动态特效；CSS 变量实现深浅双主题；backdrop-filter 实现毛玻璃卡片效果。</w:t>
+            </w:r>
+          </w:p>
+          <w:p>
+            <w:pPr>
+              <w:spacing w:before="100" w:beforeAutospacing="1" w:after="100" w:afterAutospacing="1" w:line="240" w:lineRule="auto"/>
+              <w:ind w:left="720"/>
+              <w:rPr>
+                <w:rFonts w:ascii="宋体" w:hAnsi="宋体" w:cs="宋体"/>
+                <w:sz w:val="24"/>
+                <w:szCs w:val="24"/>
+              </w:rPr>
+            </w:pPr>
+            <w:r>
+              <w:rPr>
+                <w:rFonts w:ascii="宋体" w:hAnsi="宋体" w:cs="宋体" w:hint="eastAsia"/>
+                <w:b/>
+                <w:bCs/>
+                <w:sz w:val="24"/>
+                <w:szCs w:val="24"/>
+              </w:rPr>
+              <w:t xml:space="preserve">数据存储：</w:t>
+            </w:r>
+          </w:p>
+          <w:p>
+            <w:pPr>
+              <w:spacing w:before="100" w:beforeAutospacing="1" w:after="100" w:afterAutospacing="1" w:line="240" w:lineRule="auto"/>
+              <w:ind w:left="720"/>
+              <w:rPr>
+                <w:rFonts w:ascii="宋体" w:hAnsi="宋体" w:cs="宋体"/>
+                <w:sz w:val="24"/>
+                <w:szCs w:val="24"/>
+              </w:rPr>
+            </w:pPr>
+            <w:r>
+              <w:rPr>
+                <w:rFonts w:ascii="宋体" w:hAnsi="宋体" w:cs="宋体" w:hint="eastAsia"/>
+                <w:sz w:val="24"/>
+                <w:szCs w:val="24"/>
+              </w:rPr>
+              <w:t xml:space="preserve">使用 wx.setStorageSync 本地存储（自定义场景、专注统计、主题偏好），无需服务器与登录。</w:t>
             </w:r>
           </w:p>
         </w:tc>
@@ -1287,64 +1354,7 @@
                 <w:sz w:val="24"/>
                 <w:szCs w:val="24"/>
               </w:rPr>
-              <w:t xml:space="preserve">微信开发者工具（含真机调试）    小程序开发、调试与预览</w:t>
-            </w:r>
-          </w:p>
-          <w:p>
-            <w:pPr>
-              <w:spacing w:before="100" w:beforeAutospacing="1" w:after="100" w:afterAutospacing="1" w:line="240" w:lineRule="auto"/>
-              <w:ind w:left="720"/>
-              <w:rPr>
-                <w:rFonts w:ascii="宋体" w:hAnsi="宋体" w:cs="宋体"/>
-                <w:sz w:val="24"/>
-                <w:szCs w:val="24"/>
-              </w:rPr>
-            </w:pPr>
-            <w:r>
-              <w:rPr>
-                <w:rFonts w:ascii="宋体" w:hAnsi="宋体" w:cs="宋体" w:hint="eastAsia"/>
-                <w:sz w:val="24"/>
-                <w:szCs w:val="24"/>
-              </w:rPr>
-              <w:t xml:space="preserve">Visual Studio Code             代码编辑</w:t>
-            </w:r>
-          </w:p>
-          <w:p>
-            <w:pPr>
-              <w:spacing w:before="100" w:beforeAutospacing="1" w:after="100" w:afterAutospacing="1" w:line="240" w:lineRule="auto"/>
-              <w:ind w:left="720"/>
-              <w:rPr>
-                <w:rFonts w:ascii="宋体" w:hAnsi="宋体" w:cs="宋体"/>
-                <w:sz w:val="24"/>
-                <w:szCs w:val="24"/>
-              </w:rPr>
-            </w:pPr>
-            <w:r>
-              <w:rPr>
-                <w:rFonts w:ascii="宋体" w:hAnsi="宋体" w:cs="宋体" w:hint="eastAsia"/>
-                <w:sz w:val="24"/>
-                <w:szCs w:val="24"/>
-              </w:rPr>
-              <w:t xml:space="preserve">Git / Gitee                    版本管理与代码托管</w:t>
-            </w:r>
-          </w:p>
-          <w:p>
-            <w:pPr>
-              <w:spacing w:before="100" w:beforeAutospacing="1" w:after="100" w:afterAutospacing="1" w:line="240" w:lineRule="auto"/>
-              <w:ind w:left="720"/>
-              <w:rPr>
-                <w:rFonts w:ascii="宋体" w:hAnsi="宋体" w:cs="宋体"/>
-                <w:sz w:val="24"/>
-                <w:szCs w:val="24"/>
-              </w:rPr>
-            </w:pPr>
-            <w:r>
-              <w:rPr>
-                <w:rFonts w:ascii="宋体" w:hAnsi="宋体" w:cs="宋体" w:hint="eastAsia"/>
-                <w:sz w:val="24"/>
-                <w:szCs w:val="24"/>
-              </w:rPr>
-              <w:t xml:space="preserve">Node.js                        语法校验与文档生成脚本</w:t>
+              <w:t xml:space="preserve">微信开发者工具，VS Code，Git/GitHub，Node.js</w:t>
             </w:r>
           </w:p>
         </w:tc>
